--- a/registry/jobs/2026-09-25_181923_recare-deutschland-gmbh_senior-backend-engineer-go-m-w-d_f2ba10d6-6781-4168-bbcd-7c7becdfb7e5/application/cover-letter.docx
+++ b/registry/jobs/2026-09-25_181923_recare-deutschland-gmbh_senior-backend-engineer-go-m-w-d_f2ba10d6-6781-4168-bbcd-7c7becdfb7e5/application/cover-letter.docx
@@ -33,7 +33,7 @@
           <w:szCs w:val="24"/>
           <w:rtl w:val="false"/>
         </w:rPr>
-        <w:t xml:space="preserve">I'm Valentin Nikolaev, a backend engineer with 15+ years across PHP and Go, and I'm writing about the Senior Backend Engineer (Go) role at Recare. Your own description of the mission stood out to me directly: you currently connect over two thirds of all German hospitals with more than 650 rehabilitation clinics and over 25,000 care and homecare providers, which is exactly the kind of large, real-world operational scale I want my backend work to matter for.</w:t>
+        <w:t xml:space="preserve">Recare's Senior Backend Engineer role puts ownership of a Go codebase domain alongside the work of making integrations dependable in production. That combination interests me. I have designed and operated Go services used by support teams, and I would like to apply that experience to the provider-facing features and integrations described in your posting.</w:t>
       </w:r>
     </w:p>
     <w:p>
@@ -50,7 +50,7 @@
           <w:szCs w:val="24"/>
           <w:rtl w:val="false"/>
         </w:rPr>
-        <w:t xml:space="preserve">At Simple.life, I designed and personally own a support-automation platform connecting Zendesk, Intercom, and internal services on a robust, scalable backend in Go. I own its operation under load of up to three times the ordinary monthly ticket volume, and I built the API orchestration layer that routes and classifies tickets end to end myself, without a team around me to share that ownership. That is the same shape of ownership your posting describes: owning a domain inside the core codebase and being the person who makes the architecture calls within it.</w:t>
+        <w:t xml:space="preserve">At Simple.life, I designed and operated a Go support platform connecting helpdesk and internal services. The platform handled at least 20,000 tickets in an ordinary month and up to three times that volume during the US peak season. I also built a vendor-neutral Go gateway with Intercom and Zendesk adapters, tenant-specific event ingestion and SQS queues; it enabled the company's first B2B demo of its support-AI product. The work combined system boundaries, vendor integration and operational ownership, which are directly relevant to the domain ownership and API integration in Recare's role.</w:t>
       </w:r>
     </w:p>
     <w:p>
@@ -67,7 +67,7 @@
           <w:szCs w:val="24"/>
           <w:rtl w:val="false"/>
         </w:rPr>
-        <w:t xml:space="preserve">Earlier, as Technical Lead at Hyprr, I worked directly with the CTO to define the technology roadmap and owned the microservice and serverless architecture decisions that took the product from prototype to closed beta in under 6 months. That experience is where I learned to be the person who steps up and keeps things moving when the person normally responsible is not available, rather than waiting for direction, which your posting names explicitly as part of this role.</w:t>
+        <w:t xml:space="preserve">My second example is about improving an existing system rather than building a new one. At airSlate, I removed bottlenecks and redistributed work on the main database, reducing peak load and improving stability in high-traffic periods. I also investigated production issues using logs, monitoring and SRE dashboards and delivered fixes. I would bring that habit of following a problem from diagnosis to production to the database optimization, code quality and reliable delivery responsibilities in your team.</w:t>
       </w:r>
     </w:p>
     <w:p>
@@ -84,7 +84,7 @@
           <w:szCs w:val="24"/>
           <w:rtl w:val="false"/>
         </w:rPr>
-        <w:t xml:space="preserve">I do not have direct healthcare-domain experience, but your posting is clear that this is a bonus rather than a requirement, and the production-ownership and architecture-judgment skills I bring transfer directly to a new domain. I would welcome the chance to talk through how my background fits the specific part of your Go codebase you are looking to grow ownership of.</w:t>
+        <w:t xml:space="preserve">Your posting describes a platform for discharge management and a roadmap that includes provider analytics and more integrations. It also describes a Go backend with Postgres and a preference for engineers who retain responsibility until code reaches production. Those are concrete reasons for my interest: the backend decisions are closely tied to how providers can use the system. I have not worked in healthcare, and I would approach its specific requirements by learning from the team and asking clear questions rather than claiming domain expertise I do not have.</w:t>
       </w:r>
     </w:p>
     <w:p>
@@ -93,6 +93,44 @@
         <w:spacing w:after="120" w:before="120" w:line="259.20000000000005"/>
         <w:jc w:val="left"/>
       </w:pPr>
+      <w:r>
+        <w:rPr>
+          <w:rFonts w:ascii="Aptos" w:cs="Aptos" w:eastAsia="Aptos" w:hAnsi="Aptos"/>
+          <w:color w:val="000000"/>
+          <w:sz w:val="24"/>
+          <w:szCs w:val="24"/>
+          <w:rtl w:val="false"/>
+        </w:rPr>
+        <w:t xml:space="preserve">I would welcome a conversation about the Go domain you need this person to own and the engineering problems that matter most as Recare expands its provider-facing products. Thank you for considering my application.</w:t>
+      </w:r>
+    </w:p>
+    <w:p>
+      <w:pPr>
+        <w:bidi w:val="false"/>
+        <w:spacing w:after="120" w:before="120" w:line="259.20000000000005"/>
+        <w:jc w:val="left"/>
+      </w:pPr>
+      <w:r>
+        <w:rPr>
+          <w:rFonts w:ascii="Aptos" w:cs="Aptos" w:eastAsia="Aptos" w:hAnsi="Aptos"/>
+          <w:color w:val="000000"/>
+          <w:sz w:val="24"/>
+          <w:szCs w:val="24"/>
+          <w:rtl w:val="false"/>
+        </w:rPr>
+        <w:t xml:space="preserve">Sincerely,</w:t>
+      </w:r>
+      <w:r>
+        <w:rPr>
+          <w:rFonts w:ascii="Aptos" w:cs="Aptos" w:eastAsia="Aptos" w:hAnsi="Aptos"/>
+          <w:color w:val="000000"/>
+          <w:sz w:val="24"/>
+          <w:szCs w:val="24"/>
+          <w:rtl w:val="false"/>
+        </w:rPr>
+        <w:t xml:space="preserve">
+</w:t>
+      </w:r>
       <w:r>
         <w:rPr>
           <w:rFonts w:ascii="Aptos" w:cs="Aptos" w:eastAsia="Aptos" w:hAnsi="Aptos"/>
